--- a/docs/word/flow_diagrams.docx
+++ b/docs/word/flow_diagrams.docx
@@ -968,7 +968,7 @@
                 <w:color w:val="2D3748"/>
                 <w:sz w:val="17"/>
               </w:rPr>
-              <w:t xml:space="preserve">  B --&gt;|"Master data read"| K["Pull cloud master snapshot"]</w:t>
+              <w:t xml:space="preserve">  B --&gt;|"Subscription approval result"| K["Pull approved subscription state"]</w:t>
             </w:r>
             <w:r>
               <w:br/>
@@ -1072,7 +1072,7 @@
                 <w:color w:val="2D3748"/>
                 <w:sz w:val="17"/>
               </w:rPr>
-              <w:t xml:space="preserve">  B --&gt;|"Cloud/online"| C["Allow create/update/delete"]</w:t>
+              <w:t xml:space="preserve">  B --&gt;|"Local primary"| C["Allow create/update/delete"]</w:t>
             </w:r>
             <w:r>
               <w:br/>
@@ -1083,7 +1083,7 @@
                 <w:color w:val="2D3748"/>
                 <w:sz w:val="17"/>
               </w:rPr>
-              <w:t xml:space="preserve">  C --&gt; D["Save to Neon"]</w:t>
+              <w:t xml:space="preserve">  C --&gt; D["Save to local PostgreSQL"]</w:t>
             </w:r>
             <w:r>
               <w:br/>
@@ -1094,7 +1094,7 @@
                 <w:color w:val="2D3748"/>
                 <w:sz w:val="17"/>
               </w:rPr>
-              <w:t xml:space="preserve">  D --&gt; E["Local servers pull updates"]</w:t>
+              <w:t xml:space="preserve">  D --&gt; E["Queue and push snapshot to Neon"]</w:t>
             </w:r>
             <w:r>
               <w:br/>
@@ -1105,7 +1105,7 @@
                 <w:color w:val="2D3748"/>
                 <w:sz w:val="17"/>
               </w:rPr>
-              <w:t xml:space="preserve">  B --&gt;|"Local offline"| F["Reject cloud-owned master edit"]</w:t>
+              <w:t xml:space="preserve">  B --&gt;|"Cloud/online"| F["Reject local-owned master edit"]</w:t>
             </w:r>
             <w:r>
               <w:br/>
@@ -1116,7 +1116,7 @@
                 <w:color w:val="2D3748"/>
                 <w:sz w:val="17"/>
               </w:rPr>
-              <w:t xml:space="preserve">  F --&gt; G["User performs edit in cloud instead"]</w:t>
+              <w:t xml:space="preserve">  F --&gt; G["User performs edit on local server"]</w:t>
             </w:r>
             <w:r>
               <w:br/>
